--- a/Manual de implementación de vidales barraza.docx
+++ b/Manual de implementación de vidales barraza.docx
@@ -503,10 +503,58 @@
           <w:tab w:val="left" w:pos="291"/>
         </w:tabs>
         <w:spacing w:line="360" w:lineRule="auto"/>
-        <w:rPr>
-          <w:lang w:val="es-ES"/>
-        </w:rPr>
-      </w:pPr>
+        <w:jc w:val="center"/>
+        <w:rPr>
+          <w:lang w:val="es-ES"/>
+        </w:rPr>
+      </w:pPr>
+      <w:r>
+        <w:rPr>
+          <w:noProof/>
+          <w:lang w:val="es-ES"/>
+        </w:rPr>
+        <w:drawing>
+          <wp:inline distT="0" distB="0" distL="0" distR="0" wp14:anchorId="687DD7F9" wp14:editId="3AB84DE8">
+            <wp:extent cx="2038350" cy="2554078"/>
+            <wp:effectExtent l="0" t="0" r="0" b="0"/>
+            <wp:docPr id="2053931829" name="Imagen 2"/>
+            <wp:cNvGraphicFramePr>
+              <a:graphicFrameLocks xmlns:a="http://schemas.openxmlformats.org/drawingml/2006/main" noChangeAspect="1"/>
+            </wp:cNvGraphicFramePr>
+            <a:graphic xmlns:a="http://schemas.openxmlformats.org/drawingml/2006/main">
+              <a:graphicData uri="http://schemas.openxmlformats.org/drawingml/2006/picture">
+                <pic:pic xmlns:pic="http://schemas.openxmlformats.org/drawingml/2006/picture">
+                  <pic:nvPicPr>
+                    <pic:cNvPr id="2053931829" name="Imagen 2053931829"/>
+                    <pic:cNvPicPr/>
+                  </pic:nvPicPr>
+                  <pic:blipFill>
+                    <a:blip r:embed="rId9" cstate="print">
+                      <a:extLst>
+                        <a:ext uri="{28A0092B-C50C-407E-A947-70E740481C1C}">
+                          <a14:useLocalDpi xmlns:a14="http://schemas.microsoft.com/office/drawing/2010/main" val="0"/>
+                        </a:ext>
+                      </a:extLst>
+                    </a:blip>
+                    <a:stretch>
+                      <a:fillRect/>
+                    </a:stretch>
+                  </pic:blipFill>
+                  <pic:spPr>
+                    <a:xfrm>
+                      <a:off x="0" y="0"/>
+                      <a:ext cx="2045535" cy="2563080"/>
+                    </a:xfrm>
+                    <a:prstGeom prst="rect">
+                      <a:avLst/>
+                    </a:prstGeom>
+                  </pic:spPr>
+                </pic:pic>
+              </a:graphicData>
+            </a:graphic>
+          </wp:inline>
+        </w:drawing>
+      </w:r>
     </w:p>
     <w:p>
       <w:pPr>
@@ -515,17 +563,774 @@
         </w:tabs>
         <w:spacing w:line="360" w:lineRule="auto"/>
         <w:rPr>
+          <w:b/>
+          <w:bCs/>
+          <w:lang w:val="es-MX"/>
+        </w:rPr>
+      </w:pPr>
+      <w:r>
+        <w:rPr>
+          <w:b/>
+          <w:bCs/>
+          <w:lang w:val="es-MX"/>
+        </w:rPr>
+        <w:t>Pantalla de Inicio</w:t>
+      </w:r>
+    </w:p>
+    <w:p>
+      <w:pPr>
+        <w:tabs>
+          <w:tab w:val="left" w:pos="291"/>
+        </w:tabs>
+        <w:spacing w:line="360" w:lineRule="auto"/>
+        <w:rPr>
+          <w:lang w:val="es-MX"/>
+        </w:rPr>
+      </w:pPr>
+      <w:r>
+        <w:rPr>
+          <w:lang w:val="es-MX"/>
+        </w:rPr>
+        <w:t xml:space="preserve">La pantalla principal del sistema </w:t>
+      </w:r>
+      <w:r>
+        <w:rPr>
+          <w:b/>
+          <w:bCs/>
+          <w:lang w:val="es-MX"/>
+        </w:rPr>
+        <w:t>Punto de Venta EyD</w:t>
+      </w:r>
+      <w:r>
+        <w:rPr>
+          <w:lang w:val="es-MX"/>
+        </w:rPr>
+        <w:t xml:space="preserve"> es la primera interfaz que visualiza el usuario al abrir la aplicación. Desde este menú se puede acceder rápidamente a las funciones principales del sistema mediante botones organizados de forma clara y sencilla.</w:t>
+      </w:r>
+    </w:p>
+    <w:p>
+      <w:pPr>
+        <w:tabs>
+          <w:tab w:val="left" w:pos="291"/>
+        </w:tabs>
+        <w:spacing w:line="360" w:lineRule="auto"/>
+        <w:rPr>
+          <w:b/>
+          <w:bCs/>
+          <w:lang w:val="es-MX"/>
+        </w:rPr>
+      </w:pPr>
+      <w:r>
+        <w:rPr>
+          <w:b/>
+          <w:bCs/>
+          <w:lang w:val="es-MX"/>
+        </w:rPr>
+        <w:t>Elementos de la Pantalla</w:t>
+      </w:r>
+    </w:p>
+    <w:p>
+      <w:pPr>
+        <w:tabs>
+          <w:tab w:val="left" w:pos="291"/>
+        </w:tabs>
+        <w:spacing w:line="360" w:lineRule="auto"/>
+        <w:rPr>
+          <w:b/>
+          <w:bCs/>
+          <w:lang w:val="es-MX"/>
+        </w:rPr>
+      </w:pPr>
+      <w:r>
+        <w:rPr>
+          <w:b/>
+          <w:bCs/>
+          <w:lang w:val="es-MX"/>
+        </w:rPr>
+        <w:t>1. Encabezado</w:t>
+      </w:r>
+    </w:p>
+    <w:p>
+      <w:pPr>
+        <w:tabs>
+          <w:tab w:val="left" w:pos="291"/>
+        </w:tabs>
+        <w:spacing w:line="360" w:lineRule="auto"/>
+        <w:rPr>
+          <w:lang w:val="es-MX"/>
+        </w:rPr>
+      </w:pPr>
+      <w:r>
+        <w:rPr>
+          <w:lang w:val="es-MX"/>
+        </w:rPr>
+        <w:t>En la parte superior se muestra el logotipo del sistema, el cual identifica visualmente la aplicación y facilita el reconocimiento del programa.</w:t>
+      </w:r>
+    </w:p>
+    <w:p>
+      <w:pPr>
+        <w:tabs>
+          <w:tab w:val="left" w:pos="291"/>
+        </w:tabs>
+        <w:spacing w:line="360" w:lineRule="auto"/>
+        <w:rPr>
+          <w:b/>
+          <w:bCs/>
+          <w:lang w:val="es-MX"/>
+        </w:rPr>
+      </w:pPr>
+      <w:r>
+        <w:rPr>
+          <w:b/>
+          <w:bCs/>
+          <w:lang w:val="es-MX"/>
+        </w:rPr>
+        <w:t>2. Botón Registro de Productos</w:t>
+      </w:r>
+    </w:p>
+    <w:p>
+      <w:pPr>
+        <w:tabs>
+          <w:tab w:val="left" w:pos="291"/>
+        </w:tabs>
+        <w:spacing w:line="360" w:lineRule="auto"/>
+        <w:rPr>
+          <w:lang w:val="es-MX"/>
+        </w:rPr>
+      </w:pPr>
+      <w:r>
+        <w:rPr>
+          <w:lang w:val="es-MX"/>
+        </w:rPr>
+        <w:t>Este botón permite ingresar al módulo donde se administran los productos disponibles dentro del sistema.</w:t>
+      </w:r>
+    </w:p>
+    <w:p>
+      <w:pPr>
+        <w:tabs>
+          <w:tab w:val="left" w:pos="291"/>
+        </w:tabs>
+        <w:spacing w:line="360" w:lineRule="auto"/>
+        <w:rPr>
+          <w:lang w:val="es-MX"/>
+        </w:rPr>
+      </w:pPr>
+      <w:r>
+        <w:rPr>
+          <w:lang w:val="es-MX"/>
+        </w:rPr>
+        <w:t>Funciones principales:</w:t>
+      </w:r>
+    </w:p>
+    <w:p>
+      <w:pPr>
+        <w:numPr>
+          <w:ilvl w:val="0"/>
+          <w:numId w:val="11"/>
+        </w:numPr>
+        <w:tabs>
+          <w:tab w:val="left" w:pos="291"/>
+        </w:tabs>
+        <w:spacing w:line="360" w:lineRule="auto"/>
+        <w:rPr>
+          <w:lang w:val="es-MX"/>
+        </w:rPr>
+      </w:pPr>
+      <w:r>
+        <w:rPr>
+          <w:lang w:val="es-MX"/>
+        </w:rPr>
+        <w:t>Registrar nuevos productos.</w:t>
+      </w:r>
+    </w:p>
+    <w:p>
+      <w:pPr>
+        <w:numPr>
+          <w:ilvl w:val="0"/>
+          <w:numId w:val="11"/>
+        </w:numPr>
+        <w:tabs>
+          <w:tab w:val="left" w:pos="291"/>
+        </w:tabs>
+        <w:spacing w:line="360" w:lineRule="auto"/>
+        <w:rPr>
+          <w:lang w:val="es-MX"/>
+        </w:rPr>
+      </w:pPr>
+      <w:r>
+        <w:rPr>
+          <w:lang w:val="es-MX"/>
+        </w:rPr>
+        <w:t>Editar información de productos existentes.</w:t>
+      </w:r>
+    </w:p>
+    <w:p>
+      <w:pPr>
+        <w:numPr>
+          <w:ilvl w:val="0"/>
+          <w:numId w:val="11"/>
+        </w:numPr>
+        <w:tabs>
+          <w:tab w:val="left" w:pos="291"/>
+        </w:tabs>
+        <w:spacing w:line="360" w:lineRule="auto"/>
+        <w:rPr>
+          <w:lang w:val="es-MX"/>
+        </w:rPr>
+      </w:pPr>
+      <w:r>
+        <w:rPr>
+          <w:lang w:val="es-MX"/>
+        </w:rPr>
+        <w:t>Consultar el catálogo de productos.</w:t>
+      </w:r>
+    </w:p>
+    <w:p>
+      <w:pPr>
+        <w:numPr>
+          <w:ilvl w:val="0"/>
+          <w:numId w:val="11"/>
+        </w:numPr>
+        <w:tabs>
+          <w:tab w:val="left" w:pos="291"/>
+        </w:tabs>
+        <w:spacing w:line="360" w:lineRule="auto"/>
+        <w:rPr>
+          <w:lang w:val="es-MX"/>
+        </w:rPr>
+      </w:pPr>
+      <w:r>
+        <w:rPr>
+          <w:lang w:val="es-MX"/>
+        </w:rPr>
+        <w:t>Mantener actualizado el inventario.</w:t>
+      </w:r>
+    </w:p>
+    <w:p>
+      <w:pPr>
+        <w:tabs>
+          <w:tab w:val="left" w:pos="291"/>
+        </w:tabs>
+        <w:spacing w:line="360" w:lineRule="auto"/>
+        <w:rPr>
+          <w:b/>
+          <w:bCs/>
+          <w:lang w:val="es-MX"/>
+        </w:rPr>
+      </w:pPr>
+      <w:r>
+        <w:rPr>
+          <w:b/>
+          <w:bCs/>
+          <w:lang w:val="es-MX"/>
+        </w:rPr>
+        <w:lastRenderedPageBreak/>
+        <w:t>3. Botón Registro de Ventas</w:t>
+      </w:r>
+    </w:p>
+    <w:p>
+      <w:pPr>
+        <w:tabs>
+          <w:tab w:val="left" w:pos="291"/>
+        </w:tabs>
+        <w:spacing w:line="360" w:lineRule="auto"/>
+        <w:rPr>
+          <w:lang w:val="es-MX"/>
+        </w:rPr>
+      </w:pPr>
+      <w:r>
+        <w:rPr>
+          <w:lang w:val="es-MX"/>
+        </w:rPr>
+        <w:t>Este apartado dirige al usuario al módulo de ventas, donde se realizan las operaciones relacionadas con la compra y venta de productos.</w:t>
+      </w:r>
+    </w:p>
+    <w:p>
+      <w:pPr>
+        <w:tabs>
+          <w:tab w:val="left" w:pos="291"/>
+        </w:tabs>
+        <w:spacing w:line="360" w:lineRule="auto"/>
+        <w:rPr>
+          <w:lang w:val="es-MX"/>
+        </w:rPr>
+      </w:pPr>
+      <w:r>
+        <w:rPr>
+          <w:lang w:val="es-MX"/>
+        </w:rPr>
+        <w:t>Funciones principales:</w:t>
+      </w:r>
+    </w:p>
+    <w:p>
+      <w:pPr>
+        <w:numPr>
+          <w:ilvl w:val="0"/>
+          <w:numId w:val="12"/>
+        </w:numPr>
+        <w:tabs>
+          <w:tab w:val="left" w:pos="291"/>
+        </w:tabs>
+        <w:spacing w:line="360" w:lineRule="auto"/>
+        <w:rPr>
+          <w:lang w:val="es-MX"/>
+        </w:rPr>
+      </w:pPr>
+      <w:r>
+        <w:rPr>
+          <w:lang w:val="es-MX"/>
+        </w:rPr>
+        <w:t>Registrar ventas.</w:t>
+      </w:r>
+    </w:p>
+    <w:p>
+      <w:pPr>
+        <w:numPr>
+          <w:ilvl w:val="0"/>
+          <w:numId w:val="12"/>
+        </w:numPr>
+        <w:tabs>
+          <w:tab w:val="left" w:pos="291"/>
+        </w:tabs>
+        <w:spacing w:line="360" w:lineRule="auto"/>
+        <w:rPr>
+          <w:lang w:val="es-MX"/>
+        </w:rPr>
+      </w:pPr>
+      <w:r>
+        <w:rPr>
+          <w:lang w:val="es-MX"/>
+        </w:rPr>
+        <w:t>Agregar productos a una transacción.</w:t>
+      </w:r>
+    </w:p>
+    <w:p>
+      <w:pPr>
+        <w:numPr>
+          <w:ilvl w:val="0"/>
+          <w:numId w:val="12"/>
+        </w:numPr>
+        <w:tabs>
+          <w:tab w:val="left" w:pos="291"/>
+        </w:tabs>
+        <w:spacing w:line="360" w:lineRule="auto"/>
+        <w:rPr>
+          <w:lang w:val="es-MX"/>
+        </w:rPr>
+      </w:pPr>
+      <w:r>
+        <w:rPr>
+          <w:lang w:val="es-MX"/>
+        </w:rPr>
+        <w:t>Calcular el total de compra.</w:t>
+      </w:r>
+    </w:p>
+    <w:p>
+      <w:pPr>
+        <w:numPr>
+          <w:ilvl w:val="0"/>
+          <w:numId w:val="12"/>
+        </w:numPr>
+        <w:tabs>
+          <w:tab w:val="left" w:pos="291"/>
+        </w:tabs>
+        <w:spacing w:line="360" w:lineRule="auto"/>
+        <w:rPr>
+          <w:lang w:val="es-MX"/>
+        </w:rPr>
+      </w:pPr>
+      <w:r>
+        <w:rPr>
+          <w:lang w:val="es-MX"/>
+        </w:rPr>
+        <w:t>Generar comprobantes o registros de venta.</w:t>
+      </w:r>
+    </w:p>
+    <w:p>
+      <w:pPr>
+        <w:tabs>
+          <w:tab w:val="left" w:pos="291"/>
+        </w:tabs>
+        <w:spacing w:line="360" w:lineRule="auto"/>
+        <w:rPr>
+          <w:b/>
+          <w:bCs/>
+          <w:lang w:val="es-MX"/>
+        </w:rPr>
+      </w:pPr>
+      <w:r>
+        <w:rPr>
+          <w:b/>
+          <w:bCs/>
+          <w:lang w:val="es-MX"/>
+        </w:rPr>
+        <w:t>4. Botón Reportes</w:t>
+      </w:r>
+    </w:p>
+    <w:p>
+      <w:pPr>
+        <w:tabs>
+          <w:tab w:val="left" w:pos="291"/>
+        </w:tabs>
+        <w:spacing w:line="360" w:lineRule="auto"/>
+        <w:rPr>
+          <w:lang w:val="es-MX"/>
+        </w:rPr>
+      </w:pPr>
+      <w:r>
+        <w:rPr>
+          <w:lang w:val="es-MX"/>
+        </w:rPr>
+        <w:t>Permite acceder a la sección donde se generan reportes para consultar información importante del sistema.</w:t>
+      </w:r>
+    </w:p>
+    <w:p>
+      <w:pPr>
+        <w:tabs>
+          <w:tab w:val="left" w:pos="291"/>
+        </w:tabs>
+        <w:spacing w:line="360" w:lineRule="auto"/>
+        <w:rPr>
+          <w:lang w:val="es-MX"/>
+        </w:rPr>
+      </w:pPr>
+      <w:r>
+        <w:rPr>
+          <w:lang w:val="es-MX"/>
+        </w:rPr>
+        <w:t>Funciones principales:</w:t>
+      </w:r>
+    </w:p>
+    <w:p>
+      <w:pPr>
+        <w:numPr>
+          <w:ilvl w:val="0"/>
+          <w:numId w:val="13"/>
+        </w:numPr>
+        <w:tabs>
+          <w:tab w:val="left" w:pos="291"/>
+        </w:tabs>
+        <w:spacing w:line="360" w:lineRule="auto"/>
+        <w:rPr>
+          <w:lang w:val="es-MX"/>
+        </w:rPr>
+      </w:pPr>
+      <w:r>
+        <w:rPr>
+          <w:lang w:val="es-MX"/>
+        </w:rPr>
+        <w:t>Revisar ventas realizadas.</w:t>
+      </w:r>
+    </w:p>
+    <w:p>
+      <w:pPr>
+        <w:numPr>
+          <w:ilvl w:val="0"/>
+          <w:numId w:val="13"/>
+        </w:numPr>
+        <w:tabs>
+          <w:tab w:val="left" w:pos="291"/>
+        </w:tabs>
+        <w:spacing w:line="360" w:lineRule="auto"/>
+        <w:rPr>
+          <w:lang w:val="es-MX"/>
+        </w:rPr>
+      </w:pPr>
+      <w:r>
+        <w:rPr>
+          <w:lang w:val="es-MX"/>
+        </w:rPr>
+        <w:t>Consultar movimientos del inventario.</w:t>
+      </w:r>
+    </w:p>
+    <w:p>
+      <w:pPr>
+        <w:numPr>
+          <w:ilvl w:val="0"/>
+          <w:numId w:val="13"/>
+        </w:numPr>
+        <w:tabs>
+          <w:tab w:val="left" w:pos="291"/>
+        </w:tabs>
+        <w:spacing w:line="360" w:lineRule="auto"/>
+        <w:rPr>
+          <w:lang w:val="es-MX"/>
+        </w:rPr>
+      </w:pPr>
+      <w:r>
+        <w:rPr>
+          <w:lang w:val="es-MX"/>
+        </w:rPr>
+        <w:t>Obtener información resumida para control administrativo.</w:t>
+      </w:r>
+    </w:p>
+    <w:p>
+      <w:pPr>
+        <w:tabs>
+          <w:tab w:val="left" w:pos="291"/>
+        </w:tabs>
+        <w:spacing w:line="360" w:lineRule="auto"/>
+        <w:rPr>
+          <w:b/>
+          <w:bCs/>
+          <w:lang w:val="es-MX"/>
+        </w:rPr>
+      </w:pPr>
+      <w:r>
+        <w:rPr>
+          <w:b/>
+          <w:bCs/>
+          <w:lang w:val="es-MX"/>
+        </w:rPr>
+        <w:t>5. Botón Acerca de</w:t>
+      </w:r>
+    </w:p>
+    <w:p>
+      <w:pPr>
+        <w:tabs>
+          <w:tab w:val="left" w:pos="291"/>
+        </w:tabs>
+        <w:spacing w:line="360" w:lineRule="auto"/>
+        <w:rPr>
+          <w:lang w:val="es-MX"/>
+        </w:rPr>
+      </w:pPr>
+      <w:r>
+        <w:rPr>
+          <w:lang w:val="es-MX"/>
+        </w:rPr>
+        <w:t>Muestra información general sobre el sistema, como el nombre del programa, desarrollador o datos relevantes de la aplicación.</w:t>
+      </w:r>
+    </w:p>
+    <w:p>
+      <w:pPr>
+        <w:tabs>
+          <w:tab w:val="left" w:pos="291"/>
+        </w:tabs>
+        <w:spacing w:line="360" w:lineRule="auto"/>
+        <w:rPr>
+          <w:b/>
+          <w:bCs/>
+          <w:lang w:val="es-MX"/>
+        </w:rPr>
+      </w:pPr>
+      <w:r>
+        <w:rPr>
+          <w:b/>
+          <w:bCs/>
+          <w:lang w:val="es-MX"/>
+        </w:rPr>
+        <w:t>Uso General</w:t>
+      </w:r>
+    </w:p>
+    <w:p>
+      <w:pPr>
+        <w:numPr>
+          <w:ilvl w:val="0"/>
+          <w:numId w:val="14"/>
+        </w:numPr>
+        <w:tabs>
+          <w:tab w:val="left" w:pos="291"/>
+        </w:tabs>
+        <w:spacing w:line="360" w:lineRule="auto"/>
+        <w:rPr>
+          <w:lang w:val="es-MX"/>
+        </w:rPr>
+      </w:pPr>
+      <w:r>
+        <w:rPr>
+          <w:lang w:val="es-MX"/>
+        </w:rPr>
+        <w:t>Abrir el programa desde el acceso directo o ejecutable.</w:t>
+      </w:r>
+    </w:p>
+    <w:p>
+      <w:pPr>
+        <w:numPr>
+          <w:ilvl w:val="0"/>
+          <w:numId w:val="14"/>
+        </w:numPr>
+        <w:tabs>
+          <w:tab w:val="left" w:pos="291"/>
+        </w:tabs>
+        <w:spacing w:line="360" w:lineRule="auto"/>
+        <w:rPr>
+          <w:lang w:val="es-MX"/>
+        </w:rPr>
+      </w:pPr>
+      <w:r>
+        <w:rPr>
+          <w:lang w:val="es-MX"/>
+        </w:rPr>
+        <w:t>Esperar a que se cargue la pantalla principal.</w:t>
+      </w:r>
+    </w:p>
+    <w:p>
+      <w:pPr>
+        <w:numPr>
+          <w:ilvl w:val="0"/>
+          <w:numId w:val="14"/>
+        </w:numPr>
+        <w:tabs>
+          <w:tab w:val="left" w:pos="291"/>
+        </w:tabs>
+        <w:spacing w:line="360" w:lineRule="auto"/>
+        <w:rPr>
+          <w:lang w:val="es-MX"/>
+        </w:rPr>
+      </w:pPr>
+      <w:r>
+        <w:rPr>
+          <w:lang w:val="es-MX"/>
+        </w:rPr>
+        <w:t>Seleccionar el botón correspondiente según la acción que se desee realizar.</w:t>
+      </w:r>
+    </w:p>
+    <w:p>
+      <w:pPr>
+        <w:numPr>
+          <w:ilvl w:val="0"/>
+          <w:numId w:val="14"/>
+        </w:numPr>
+        <w:tabs>
+          <w:tab w:val="left" w:pos="291"/>
+        </w:tabs>
+        <w:spacing w:line="360" w:lineRule="auto"/>
+        <w:rPr>
+          <w:lang w:val="es-MX"/>
+        </w:rPr>
+      </w:pPr>
+      <w:r>
+        <w:rPr>
+          <w:lang w:val="es-MX"/>
+        </w:rPr>
+        <w:t>Navegar dentro del módulo elegido.</w:t>
+      </w:r>
+    </w:p>
+    <w:p>
+      <w:pPr>
+        <w:numPr>
+          <w:ilvl w:val="0"/>
+          <w:numId w:val="14"/>
+        </w:numPr>
+        <w:tabs>
+          <w:tab w:val="left" w:pos="291"/>
+        </w:tabs>
+        <w:spacing w:line="360" w:lineRule="auto"/>
+        <w:rPr>
+          <w:lang w:val="es-MX"/>
+        </w:rPr>
+      </w:pPr>
+      <w:r>
+        <w:rPr>
+          <w:lang w:val="es-MX"/>
+        </w:rPr>
+        <w:t>Regresar a la pantalla principal cuando sea necesario.</w:t>
+      </w:r>
+    </w:p>
+    <w:p>
+      <w:pPr>
+        <w:tabs>
+          <w:tab w:val="left" w:pos="291"/>
+        </w:tabs>
+        <w:spacing w:line="360" w:lineRule="auto"/>
+        <w:rPr>
+          <w:b/>
+          <w:bCs/>
+          <w:lang w:val="es-MX"/>
+        </w:rPr>
+      </w:pPr>
+      <w:r>
+        <w:rPr>
+          <w:b/>
+          <w:bCs/>
+          <w:lang w:val="es-MX"/>
+        </w:rPr>
+        <w:t>Recomendaciones</w:t>
+      </w:r>
+    </w:p>
+    <w:p>
+      <w:pPr>
+        <w:numPr>
+          <w:ilvl w:val="0"/>
+          <w:numId w:val="15"/>
+        </w:numPr>
+        <w:tabs>
+          <w:tab w:val="left" w:pos="291"/>
+        </w:tabs>
+        <w:spacing w:line="360" w:lineRule="auto"/>
+        <w:rPr>
+          <w:lang w:val="es-MX"/>
+        </w:rPr>
+      </w:pPr>
+      <w:r>
+        <w:rPr>
+          <w:lang w:val="es-MX"/>
+        </w:rPr>
+        <w:lastRenderedPageBreak/>
+        <w:t>Verificar que el sistema esté completamente cargado antes de seleccionar una opción.</w:t>
+      </w:r>
+    </w:p>
+    <w:p>
+      <w:pPr>
+        <w:numPr>
+          <w:ilvl w:val="0"/>
+          <w:numId w:val="15"/>
+        </w:numPr>
+        <w:tabs>
+          <w:tab w:val="left" w:pos="291"/>
+        </w:tabs>
+        <w:spacing w:line="360" w:lineRule="auto"/>
+        <w:rPr>
+          <w:lang w:val="es-MX"/>
+        </w:rPr>
+      </w:pPr>
+      <w:r>
+        <w:rPr>
+          <w:lang w:val="es-MX"/>
+        </w:rPr>
+        <w:t>Utilizar únicamente los módulos permitidos según el rol del usuario.</w:t>
+      </w:r>
+    </w:p>
+    <w:p>
+      <w:pPr>
+        <w:numPr>
+          <w:ilvl w:val="0"/>
+          <w:numId w:val="15"/>
+        </w:numPr>
+        <w:tabs>
+          <w:tab w:val="left" w:pos="291"/>
+        </w:tabs>
+        <w:spacing w:line="360" w:lineRule="auto"/>
+        <w:rPr>
+          <w:lang w:val="es-MX"/>
+        </w:rPr>
+      </w:pPr>
+      <w:r>
+        <w:rPr>
+          <w:lang w:val="es-MX"/>
+        </w:rPr>
+        <w:t>Mantener actualizada la información registrada para evitar inconsistencias en reportes o ventas.</w:t>
+      </w:r>
+    </w:p>
+    <w:p>
+      <w:pPr>
+        <w:tabs>
+          <w:tab w:val="left" w:pos="291"/>
+        </w:tabs>
+        <w:spacing w:line="360" w:lineRule="auto"/>
+        <w:rPr>
           <w:lang w:val="es-ES"/>
         </w:rPr>
       </w:pPr>
     </w:p>
     <w:sectPr>
-      <w:headerReference w:type="even" r:id="rId9"/>
-      <w:headerReference w:type="default" r:id="rId10"/>
-      <w:footerReference w:type="even" r:id="rId11"/>
-      <w:footerReference w:type="default" r:id="rId12"/>
-      <w:headerReference w:type="first" r:id="rId13"/>
-      <w:footerReference w:type="first" r:id="rId14"/>
+      <w:headerReference w:type="even" r:id="rId10"/>
+      <w:headerReference w:type="default" r:id="rId11"/>
+      <w:footerReference w:type="even" r:id="rId12"/>
+      <w:footerReference w:type="default" r:id="rId13"/>
+      <w:headerReference w:type="first" r:id="rId14"/>
+      <w:footerReference w:type="first" r:id="rId15"/>
       <w:pgSz w:w="11906" w:h="16838"/>
       <w:pgMar w:top="1417" w:right="1701" w:bottom="1417" w:left="1701" w:header="708" w:footer="708" w:gutter="0"/>
       <w:cols w:space="708"/>
@@ -959,6 +1764,304 @@
 <file path=word/numbering.xml><?xml version="1.0" encoding="utf-8"?>
 <w:numbering xmlns:wpc="http://schemas.microsoft.com/office/word/2010/wordprocessingCanvas" xmlns:cx="http://schemas.microsoft.com/office/drawing/2014/chartex" xmlns:cx1="http://schemas.microsoft.com/office/drawing/2015/9/8/chartex" xmlns:cx2="http://schemas.microsoft.com/office/drawing/2015/10/21/chartex" xmlns:cx3="http://schemas.microsoft.com/office/drawing/2016/5/9/chartex" xmlns:cx4="http://schemas.microsoft.com/office/drawing/2016/5/10/chartex" xmlns:cx5="http://schemas.microsoft.com/office/drawing/2016/5/11/chartex" xmlns:cx6="http://schemas.microsoft.com/office/drawing/2016/5/12/chartex" xmlns:cx7="http://schemas.microsoft.com/office/drawing/2016/5/13/chartex" xmlns:cx8="http://schemas.microsoft.com/office/drawing/2016/5/14/chartex" xmlns:mc="http://schemas.openxmlformats.org/markup-compatibility/2006" xmlns:aink="http://schemas.microsoft.com/office/drawing/2016/ink" xmlns:am3d="http://schemas.microsoft.com/office/drawing/2017/model3d" xmlns:o="urn:schemas-microsoft-com:office:office" xmlns:oel="http://schemas.microsoft.com/office/2019/extlst" xmlns:r="http://schemas.openxmlformats.org/officeDocument/2006/relationships" xmlns:m="http://schemas.openxmlformats.org/officeDocument/2006/math" xmlns:v="urn:schemas-microsoft-com:vml" xmlns:wp14="http://schemas.microsoft.com/office/word/2010/wordprocessingDrawing" xmlns:wp="http://schemas.openxmlformats.org/drawingml/2006/wordprocessingDrawing" xmlns:w10="urn:schemas-microsoft-com:office:word" xmlns:w="http://schemas.openxmlformats.org/wordprocessingml/2006/main" xmlns:w14="http://schemas.microsoft.com/office/word/2010/wordml" xmlns:w15="http://schemas.microsoft.com/office/word/2012/wordml" xmlns:w16cex="http://schemas.microsoft.com/office/word/2018/wordml/cex" xmlns:w16cid="http://schemas.microsoft.com/office/word/2016/wordml/cid" xmlns:w16="http://schemas.microsoft.com/office/word/2018/wordml" xmlns:w16du="http://schemas.microsoft.com/office/word/2023/wordml/word16du" xmlns:w16sdtdh="http://schemas.microsoft.com/office/word/2020/wordml/sdtdatahash" xmlns:w16sdtfl="http://schemas.microsoft.com/office/word/2024/wordml/sdtformatlock" xmlns:w16se="http://schemas.microsoft.com/office/word/2015/wordml/symex" xmlns:wpg="http://schemas.microsoft.com/office/word/2010/wordprocessingGroup" xmlns:wpi="http://schemas.microsoft.com/office/word/2010/wordprocessingInk" xmlns:wne="http://schemas.microsoft.com/office/word/2006/wordml" xmlns:wps="http://schemas.microsoft.com/office/word/2010/wordprocessingShape" mc:Ignorable="w14 w15 w16se w16cid w16 w16cex w16sdtdh w16sdtfl w16du wp14">
   <w:abstractNum w:abstractNumId="0" w15:restartNumberingAfterBreak="0">
+    <w:nsid w:val="04060FCC"/>
+    <w:multiLevelType w:val="multilevel"/>
+    <w:tmpl w:val="58A66098"/>
+    <w:lvl w:ilvl="0">
+      <w:start w:val="1"/>
+      <w:numFmt w:val="bullet"/>
+      <w:lvlText w:val=""/>
+      <w:lvlJc w:val="left"/>
+      <w:pPr>
+        <w:tabs>
+          <w:tab w:val="num" w:pos="720"/>
+        </w:tabs>
+        <w:ind w:left="720" w:hanging="360"/>
+      </w:pPr>
+      <w:rPr>
+        <w:rFonts w:ascii="Symbol" w:hAnsi="Symbol" w:hint="default"/>
+        <w:sz w:val="20"/>
+      </w:rPr>
+    </w:lvl>
+    <w:lvl w:ilvl="1" w:tentative="1">
+      <w:start w:val="1"/>
+      <w:numFmt w:val="bullet"/>
+      <w:lvlText w:val="o"/>
+      <w:lvlJc w:val="left"/>
+      <w:pPr>
+        <w:tabs>
+          <w:tab w:val="num" w:pos="1440"/>
+        </w:tabs>
+        <w:ind w:left="1440" w:hanging="360"/>
+      </w:pPr>
+      <w:rPr>
+        <w:rFonts w:ascii="Courier New" w:hAnsi="Courier New" w:hint="default"/>
+        <w:sz w:val="20"/>
+      </w:rPr>
+    </w:lvl>
+    <w:lvl w:ilvl="2" w:tentative="1">
+      <w:start w:val="1"/>
+      <w:numFmt w:val="bullet"/>
+      <w:lvlText w:val=""/>
+      <w:lvlJc w:val="left"/>
+      <w:pPr>
+        <w:tabs>
+          <w:tab w:val="num" w:pos="2160"/>
+        </w:tabs>
+        <w:ind w:left="2160" w:hanging="360"/>
+      </w:pPr>
+      <w:rPr>
+        <w:rFonts w:ascii="Wingdings" w:hAnsi="Wingdings" w:hint="default"/>
+        <w:sz w:val="20"/>
+      </w:rPr>
+    </w:lvl>
+    <w:lvl w:ilvl="3" w:tentative="1">
+      <w:start w:val="1"/>
+      <w:numFmt w:val="bullet"/>
+      <w:lvlText w:val=""/>
+      <w:lvlJc w:val="left"/>
+      <w:pPr>
+        <w:tabs>
+          <w:tab w:val="num" w:pos="2880"/>
+        </w:tabs>
+        <w:ind w:left="2880" w:hanging="360"/>
+      </w:pPr>
+      <w:rPr>
+        <w:rFonts w:ascii="Wingdings" w:hAnsi="Wingdings" w:hint="default"/>
+        <w:sz w:val="20"/>
+      </w:rPr>
+    </w:lvl>
+    <w:lvl w:ilvl="4" w:tentative="1">
+      <w:start w:val="1"/>
+      <w:numFmt w:val="bullet"/>
+      <w:lvlText w:val=""/>
+      <w:lvlJc w:val="left"/>
+      <w:pPr>
+        <w:tabs>
+          <w:tab w:val="num" w:pos="3600"/>
+        </w:tabs>
+        <w:ind w:left="3600" w:hanging="360"/>
+      </w:pPr>
+      <w:rPr>
+        <w:rFonts w:ascii="Wingdings" w:hAnsi="Wingdings" w:hint="default"/>
+        <w:sz w:val="20"/>
+      </w:rPr>
+    </w:lvl>
+    <w:lvl w:ilvl="5" w:tentative="1">
+      <w:start w:val="1"/>
+      <w:numFmt w:val="bullet"/>
+      <w:lvlText w:val=""/>
+      <w:lvlJc w:val="left"/>
+      <w:pPr>
+        <w:tabs>
+          <w:tab w:val="num" w:pos="4320"/>
+        </w:tabs>
+        <w:ind w:left="4320" w:hanging="360"/>
+      </w:pPr>
+      <w:rPr>
+        <w:rFonts w:ascii="Wingdings" w:hAnsi="Wingdings" w:hint="default"/>
+        <w:sz w:val="20"/>
+      </w:rPr>
+    </w:lvl>
+    <w:lvl w:ilvl="6" w:tentative="1">
+      <w:start w:val="1"/>
+      <w:numFmt w:val="bullet"/>
+      <w:lvlText w:val=""/>
+      <w:lvlJc w:val="left"/>
+      <w:pPr>
+        <w:tabs>
+          <w:tab w:val="num" w:pos="5040"/>
+        </w:tabs>
+        <w:ind w:left="5040" w:hanging="360"/>
+      </w:pPr>
+      <w:rPr>
+        <w:rFonts w:ascii="Wingdings" w:hAnsi="Wingdings" w:hint="default"/>
+        <w:sz w:val="20"/>
+      </w:rPr>
+    </w:lvl>
+    <w:lvl w:ilvl="7" w:tentative="1">
+      <w:start w:val="1"/>
+      <w:numFmt w:val="bullet"/>
+      <w:lvlText w:val=""/>
+      <w:lvlJc w:val="left"/>
+      <w:pPr>
+        <w:tabs>
+          <w:tab w:val="num" w:pos="5760"/>
+        </w:tabs>
+        <w:ind w:left="5760" w:hanging="360"/>
+      </w:pPr>
+      <w:rPr>
+        <w:rFonts w:ascii="Wingdings" w:hAnsi="Wingdings" w:hint="default"/>
+        <w:sz w:val="20"/>
+      </w:rPr>
+    </w:lvl>
+    <w:lvl w:ilvl="8" w:tentative="1">
+      <w:start w:val="1"/>
+      <w:numFmt w:val="bullet"/>
+      <w:lvlText w:val=""/>
+      <w:lvlJc w:val="left"/>
+      <w:pPr>
+        <w:tabs>
+          <w:tab w:val="num" w:pos="6480"/>
+        </w:tabs>
+        <w:ind w:left="6480" w:hanging="360"/>
+      </w:pPr>
+      <w:rPr>
+        <w:rFonts w:ascii="Wingdings" w:hAnsi="Wingdings" w:hint="default"/>
+        <w:sz w:val="20"/>
+      </w:rPr>
+    </w:lvl>
+  </w:abstractNum>
+  <w:abstractNum w:abstractNumId="1" w15:restartNumberingAfterBreak="0">
+    <w:nsid w:val="09441CA3"/>
+    <w:multiLevelType w:val="multilevel"/>
+    <w:tmpl w:val="7E3AF1FA"/>
+    <w:lvl w:ilvl="0">
+      <w:start w:val="1"/>
+      <w:numFmt w:val="bullet"/>
+      <w:lvlText w:val=""/>
+      <w:lvlJc w:val="left"/>
+      <w:pPr>
+        <w:tabs>
+          <w:tab w:val="num" w:pos="720"/>
+        </w:tabs>
+        <w:ind w:left="720" w:hanging="360"/>
+      </w:pPr>
+      <w:rPr>
+        <w:rFonts w:ascii="Symbol" w:hAnsi="Symbol" w:hint="default"/>
+        <w:sz w:val="20"/>
+      </w:rPr>
+    </w:lvl>
+    <w:lvl w:ilvl="1" w:tentative="1">
+      <w:start w:val="1"/>
+      <w:numFmt w:val="bullet"/>
+      <w:lvlText w:val="o"/>
+      <w:lvlJc w:val="left"/>
+      <w:pPr>
+        <w:tabs>
+          <w:tab w:val="num" w:pos="1440"/>
+        </w:tabs>
+        <w:ind w:left="1440" w:hanging="360"/>
+      </w:pPr>
+      <w:rPr>
+        <w:rFonts w:ascii="Courier New" w:hAnsi="Courier New" w:hint="default"/>
+        <w:sz w:val="20"/>
+      </w:rPr>
+    </w:lvl>
+    <w:lvl w:ilvl="2" w:tentative="1">
+      <w:start w:val="1"/>
+      <w:numFmt w:val="bullet"/>
+      <w:lvlText w:val=""/>
+      <w:lvlJc w:val="left"/>
+      <w:pPr>
+        <w:tabs>
+          <w:tab w:val="num" w:pos="2160"/>
+        </w:tabs>
+        <w:ind w:left="2160" w:hanging="360"/>
+      </w:pPr>
+      <w:rPr>
+        <w:rFonts w:ascii="Wingdings" w:hAnsi="Wingdings" w:hint="default"/>
+        <w:sz w:val="20"/>
+      </w:rPr>
+    </w:lvl>
+    <w:lvl w:ilvl="3" w:tentative="1">
+      <w:start w:val="1"/>
+      <w:numFmt w:val="bullet"/>
+      <w:lvlText w:val=""/>
+      <w:lvlJc w:val="left"/>
+      <w:pPr>
+        <w:tabs>
+          <w:tab w:val="num" w:pos="2880"/>
+        </w:tabs>
+        <w:ind w:left="2880" w:hanging="360"/>
+      </w:pPr>
+      <w:rPr>
+        <w:rFonts w:ascii="Wingdings" w:hAnsi="Wingdings" w:hint="default"/>
+        <w:sz w:val="20"/>
+      </w:rPr>
+    </w:lvl>
+    <w:lvl w:ilvl="4" w:tentative="1">
+      <w:start w:val="1"/>
+      <w:numFmt w:val="bullet"/>
+      <w:lvlText w:val=""/>
+      <w:lvlJc w:val="left"/>
+      <w:pPr>
+        <w:tabs>
+          <w:tab w:val="num" w:pos="3600"/>
+        </w:tabs>
+        <w:ind w:left="3600" w:hanging="360"/>
+      </w:pPr>
+      <w:rPr>
+        <w:rFonts w:ascii="Wingdings" w:hAnsi="Wingdings" w:hint="default"/>
+        <w:sz w:val="20"/>
+      </w:rPr>
+    </w:lvl>
+    <w:lvl w:ilvl="5" w:tentative="1">
+      <w:start w:val="1"/>
+      <w:numFmt w:val="bullet"/>
+      <w:lvlText w:val=""/>
+      <w:lvlJc w:val="left"/>
+      <w:pPr>
+        <w:tabs>
+          <w:tab w:val="num" w:pos="4320"/>
+        </w:tabs>
+        <w:ind w:left="4320" w:hanging="360"/>
+      </w:pPr>
+      <w:rPr>
+        <w:rFonts w:ascii="Wingdings" w:hAnsi="Wingdings" w:hint="default"/>
+        <w:sz w:val="20"/>
+      </w:rPr>
+    </w:lvl>
+    <w:lvl w:ilvl="6" w:tentative="1">
+      <w:start w:val="1"/>
+      <w:numFmt w:val="bullet"/>
+      <w:lvlText w:val=""/>
+      <w:lvlJc w:val="left"/>
+      <w:pPr>
+        <w:tabs>
+          <w:tab w:val="num" w:pos="5040"/>
+        </w:tabs>
+        <w:ind w:left="5040" w:hanging="360"/>
+      </w:pPr>
+      <w:rPr>
+        <w:rFonts w:ascii="Wingdings" w:hAnsi="Wingdings" w:hint="default"/>
+        <w:sz w:val="20"/>
+      </w:rPr>
+    </w:lvl>
+    <w:lvl w:ilvl="7" w:tentative="1">
+      <w:start w:val="1"/>
+      <w:numFmt w:val="bullet"/>
+      <w:lvlText w:val=""/>
+      <w:lvlJc w:val="left"/>
+      <w:pPr>
+        <w:tabs>
+          <w:tab w:val="num" w:pos="5760"/>
+        </w:tabs>
+        <w:ind w:left="5760" w:hanging="360"/>
+      </w:pPr>
+      <w:rPr>
+        <w:rFonts w:ascii="Wingdings" w:hAnsi="Wingdings" w:hint="default"/>
+        <w:sz w:val="20"/>
+      </w:rPr>
+    </w:lvl>
+    <w:lvl w:ilvl="8" w:tentative="1">
+      <w:start w:val="1"/>
+      <w:numFmt w:val="bullet"/>
+      <w:lvlText w:val=""/>
+      <w:lvlJc w:val="left"/>
+      <w:pPr>
+        <w:tabs>
+          <w:tab w:val="num" w:pos="6480"/>
+        </w:tabs>
+        <w:ind w:left="6480" w:hanging="360"/>
+      </w:pPr>
+      <w:rPr>
+        <w:rFonts w:ascii="Wingdings" w:hAnsi="Wingdings" w:hint="default"/>
+        <w:sz w:val="20"/>
+      </w:rPr>
+    </w:lvl>
+  </w:abstractNum>
+  <w:abstractNum w:abstractNumId="2" w15:restartNumberingAfterBreak="0">
     <w:nsid w:val="1482775B"/>
     <w:multiLevelType w:val="multilevel"/>
     <w:tmpl w:val="0EBA3C40"/>
@@ -1044,35 +2147,461 @@
       </w:pPr>
     </w:lvl>
   </w:abstractNum>
+  <w:abstractNum w:abstractNumId="3" w15:restartNumberingAfterBreak="0">
+    <w:nsid w:val="25030C51"/>
+    <w:multiLevelType w:val="multilevel"/>
+    <w:tmpl w:val="7376DFB4"/>
+    <w:lvl w:ilvl="0">
+      <w:start w:val="1"/>
+      <w:numFmt w:val="bullet"/>
+      <w:lvlText w:val=""/>
+      <w:lvlJc w:val="left"/>
+      <w:pPr>
+        <w:tabs>
+          <w:tab w:val="num" w:pos="720"/>
+        </w:tabs>
+        <w:ind w:left="720" w:hanging="360"/>
+      </w:pPr>
+      <w:rPr>
+        <w:rFonts w:ascii="Symbol" w:hAnsi="Symbol" w:hint="default"/>
+        <w:sz w:val="20"/>
+      </w:rPr>
+    </w:lvl>
+    <w:lvl w:ilvl="1" w:tentative="1">
+      <w:start w:val="1"/>
+      <w:numFmt w:val="bullet"/>
+      <w:lvlText w:val="o"/>
+      <w:lvlJc w:val="left"/>
+      <w:pPr>
+        <w:tabs>
+          <w:tab w:val="num" w:pos="1440"/>
+        </w:tabs>
+        <w:ind w:left="1440" w:hanging="360"/>
+      </w:pPr>
+      <w:rPr>
+        <w:rFonts w:ascii="Courier New" w:hAnsi="Courier New" w:hint="default"/>
+        <w:sz w:val="20"/>
+      </w:rPr>
+    </w:lvl>
+    <w:lvl w:ilvl="2" w:tentative="1">
+      <w:start w:val="1"/>
+      <w:numFmt w:val="bullet"/>
+      <w:lvlText w:val=""/>
+      <w:lvlJc w:val="left"/>
+      <w:pPr>
+        <w:tabs>
+          <w:tab w:val="num" w:pos="2160"/>
+        </w:tabs>
+        <w:ind w:left="2160" w:hanging="360"/>
+      </w:pPr>
+      <w:rPr>
+        <w:rFonts w:ascii="Wingdings" w:hAnsi="Wingdings" w:hint="default"/>
+        <w:sz w:val="20"/>
+      </w:rPr>
+    </w:lvl>
+    <w:lvl w:ilvl="3" w:tentative="1">
+      <w:start w:val="1"/>
+      <w:numFmt w:val="bullet"/>
+      <w:lvlText w:val=""/>
+      <w:lvlJc w:val="left"/>
+      <w:pPr>
+        <w:tabs>
+          <w:tab w:val="num" w:pos="2880"/>
+        </w:tabs>
+        <w:ind w:left="2880" w:hanging="360"/>
+      </w:pPr>
+      <w:rPr>
+        <w:rFonts w:ascii="Wingdings" w:hAnsi="Wingdings" w:hint="default"/>
+        <w:sz w:val="20"/>
+      </w:rPr>
+    </w:lvl>
+    <w:lvl w:ilvl="4" w:tentative="1">
+      <w:start w:val="1"/>
+      <w:numFmt w:val="bullet"/>
+      <w:lvlText w:val=""/>
+      <w:lvlJc w:val="left"/>
+      <w:pPr>
+        <w:tabs>
+          <w:tab w:val="num" w:pos="3600"/>
+        </w:tabs>
+        <w:ind w:left="3600" w:hanging="360"/>
+      </w:pPr>
+      <w:rPr>
+        <w:rFonts w:ascii="Wingdings" w:hAnsi="Wingdings" w:hint="default"/>
+        <w:sz w:val="20"/>
+      </w:rPr>
+    </w:lvl>
+    <w:lvl w:ilvl="5" w:tentative="1">
+      <w:start w:val="1"/>
+      <w:numFmt w:val="bullet"/>
+      <w:lvlText w:val=""/>
+      <w:lvlJc w:val="left"/>
+      <w:pPr>
+        <w:tabs>
+          <w:tab w:val="num" w:pos="4320"/>
+        </w:tabs>
+        <w:ind w:left="4320" w:hanging="360"/>
+      </w:pPr>
+      <w:rPr>
+        <w:rFonts w:ascii="Wingdings" w:hAnsi="Wingdings" w:hint="default"/>
+        <w:sz w:val="20"/>
+      </w:rPr>
+    </w:lvl>
+    <w:lvl w:ilvl="6" w:tentative="1">
+      <w:start w:val="1"/>
+      <w:numFmt w:val="bullet"/>
+      <w:lvlText w:val=""/>
+      <w:lvlJc w:val="left"/>
+      <w:pPr>
+        <w:tabs>
+          <w:tab w:val="num" w:pos="5040"/>
+        </w:tabs>
+        <w:ind w:left="5040" w:hanging="360"/>
+      </w:pPr>
+      <w:rPr>
+        <w:rFonts w:ascii="Wingdings" w:hAnsi="Wingdings" w:hint="default"/>
+        <w:sz w:val="20"/>
+      </w:rPr>
+    </w:lvl>
+    <w:lvl w:ilvl="7" w:tentative="1">
+      <w:start w:val="1"/>
+      <w:numFmt w:val="bullet"/>
+      <w:lvlText w:val=""/>
+      <w:lvlJc w:val="left"/>
+      <w:pPr>
+        <w:tabs>
+          <w:tab w:val="num" w:pos="5760"/>
+        </w:tabs>
+        <w:ind w:left="5760" w:hanging="360"/>
+      </w:pPr>
+      <w:rPr>
+        <w:rFonts w:ascii="Wingdings" w:hAnsi="Wingdings" w:hint="default"/>
+        <w:sz w:val="20"/>
+      </w:rPr>
+    </w:lvl>
+    <w:lvl w:ilvl="8" w:tentative="1">
+      <w:start w:val="1"/>
+      <w:numFmt w:val="bullet"/>
+      <w:lvlText w:val=""/>
+      <w:lvlJc w:val="left"/>
+      <w:pPr>
+        <w:tabs>
+          <w:tab w:val="num" w:pos="6480"/>
+        </w:tabs>
+        <w:ind w:left="6480" w:hanging="360"/>
+      </w:pPr>
+      <w:rPr>
+        <w:rFonts w:ascii="Wingdings" w:hAnsi="Wingdings" w:hint="default"/>
+        <w:sz w:val="20"/>
+      </w:rPr>
+    </w:lvl>
+  </w:abstractNum>
+  <w:abstractNum w:abstractNumId="4" w15:restartNumberingAfterBreak="0">
+    <w:nsid w:val="2EEF388E"/>
+    <w:multiLevelType w:val="multilevel"/>
+    <w:tmpl w:val="C0F86F4E"/>
+    <w:lvl w:ilvl="0">
+      <w:start w:val="1"/>
+      <w:numFmt w:val="bullet"/>
+      <w:lvlText w:val=""/>
+      <w:lvlJc w:val="left"/>
+      <w:pPr>
+        <w:tabs>
+          <w:tab w:val="num" w:pos="720"/>
+        </w:tabs>
+        <w:ind w:left="720" w:hanging="360"/>
+      </w:pPr>
+      <w:rPr>
+        <w:rFonts w:ascii="Symbol" w:hAnsi="Symbol" w:hint="default"/>
+        <w:sz w:val="20"/>
+      </w:rPr>
+    </w:lvl>
+    <w:lvl w:ilvl="1" w:tentative="1">
+      <w:start w:val="1"/>
+      <w:numFmt w:val="bullet"/>
+      <w:lvlText w:val="o"/>
+      <w:lvlJc w:val="left"/>
+      <w:pPr>
+        <w:tabs>
+          <w:tab w:val="num" w:pos="1440"/>
+        </w:tabs>
+        <w:ind w:left="1440" w:hanging="360"/>
+      </w:pPr>
+      <w:rPr>
+        <w:rFonts w:ascii="Courier New" w:hAnsi="Courier New" w:hint="default"/>
+        <w:sz w:val="20"/>
+      </w:rPr>
+    </w:lvl>
+    <w:lvl w:ilvl="2" w:tentative="1">
+      <w:start w:val="1"/>
+      <w:numFmt w:val="bullet"/>
+      <w:lvlText w:val=""/>
+      <w:lvlJc w:val="left"/>
+      <w:pPr>
+        <w:tabs>
+          <w:tab w:val="num" w:pos="2160"/>
+        </w:tabs>
+        <w:ind w:left="2160" w:hanging="360"/>
+      </w:pPr>
+      <w:rPr>
+        <w:rFonts w:ascii="Wingdings" w:hAnsi="Wingdings" w:hint="default"/>
+        <w:sz w:val="20"/>
+      </w:rPr>
+    </w:lvl>
+    <w:lvl w:ilvl="3" w:tentative="1">
+      <w:start w:val="1"/>
+      <w:numFmt w:val="bullet"/>
+      <w:lvlText w:val=""/>
+      <w:lvlJc w:val="left"/>
+      <w:pPr>
+        <w:tabs>
+          <w:tab w:val="num" w:pos="2880"/>
+        </w:tabs>
+        <w:ind w:left="2880" w:hanging="360"/>
+      </w:pPr>
+      <w:rPr>
+        <w:rFonts w:ascii="Wingdings" w:hAnsi="Wingdings" w:hint="default"/>
+        <w:sz w:val="20"/>
+      </w:rPr>
+    </w:lvl>
+    <w:lvl w:ilvl="4" w:tentative="1">
+      <w:start w:val="1"/>
+      <w:numFmt w:val="bullet"/>
+      <w:lvlText w:val=""/>
+      <w:lvlJc w:val="left"/>
+      <w:pPr>
+        <w:tabs>
+          <w:tab w:val="num" w:pos="3600"/>
+        </w:tabs>
+        <w:ind w:left="3600" w:hanging="360"/>
+      </w:pPr>
+      <w:rPr>
+        <w:rFonts w:ascii="Wingdings" w:hAnsi="Wingdings" w:hint="default"/>
+        <w:sz w:val="20"/>
+      </w:rPr>
+    </w:lvl>
+    <w:lvl w:ilvl="5" w:tentative="1">
+      <w:start w:val="1"/>
+      <w:numFmt w:val="bullet"/>
+      <w:lvlText w:val=""/>
+      <w:lvlJc w:val="left"/>
+      <w:pPr>
+        <w:tabs>
+          <w:tab w:val="num" w:pos="4320"/>
+        </w:tabs>
+        <w:ind w:left="4320" w:hanging="360"/>
+      </w:pPr>
+      <w:rPr>
+        <w:rFonts w:ascii="Wingdings" w:hAnsi="Wingdings" w:hint="default"/>
+        <w:sz w:val="20"/>
+      </w:rPr>
+    </w:lvl>
+    <w:lvl w:ilvl="6" w:tentative="1">
+      <w:start w:val="1"/>
+      <w:numFmt w:val="bullet"/>
+      <w:lvlText w:val=""/>
+      <w:lvlJc w:val="left"/>
+      <w:pPr>
+        <w:tabs>
+          <w:tab w:val="num" w:pos="5040"/>
+        </w:tabs>
+        <w:ind w:left="5040" w:hanging="360"/>
+      </w:pPr>
+      <w:rPr>
+        <w:rFonts w:ascii="Wingdings" w:hAnsi="Wingdings" w:hint="default"/>
+        <w:sz w:val="20"/>
+      </w:rPr>
+    </w:lvl>
+    <w:lvl w:ilvl="7" w:tentative="1">
+      <w:start w:val="1"/>
+      <w:numFmt w:val="bullet"/>
+      <w:lvlText w:val=""/>
+      <w:lvlJc w:val="left"/>
+      <w:pPr>
+        <w:tabs>
+          <w:tab w:val="num" w:pos="5760"/>
+        </w:tabs>
+        <w:ind w:left="5760" w:hanging="360"/>
+      </w:pPr>
+      <w:rPr>
+        <w:rFonts w:ascii="Wingdings" w:hAnsi="Wingdings" w:hint="default"/>
+        <w:sz w:val="20"/>
+      </w:rPr>
+    </w:lvl>
+    <w:lvl w:ilvl="8" w:tentative="1">
+      <w:start w:val="1"/>
+      <w:numFmt w:val="bullet"/>
+      <w:lvlText w:val=""/>
+      <w:lvlJc w:val="left"/>
+      <w:pPr>
+        <w:tabs>
+          <w:tab w:val="num" w:pos="6480"/>
+        </w:tabs>
+        <w:ind w:left="6480" w:hanging="360"/>
+      </w:pPr>
+      <w:rPr>
+        <w:rFonts w:ascii="Wingdings" w:hAnsi="Wingdings" w:hint="default"/>
+        <w:sz w:val="20"/>
+      </w:rPr>
+    </w:lvl>
+  </w:abstractNum>
+  <w:abstractNum w:abstractNumId="5" w15:restartNumberingAfterBreak="0">
+    <w:nsid w:val="6F5E271B"/>
+    <w:multiLevelType w:val="multilevel"/>
+    <w:tmpl w:val="CC50987C"/>
+    <w:lvl w:ilvl="0">
+      <w:start w:val="1"/>
+      <w:numFmt w:val="decimal"/>
+      <w:lvlText w:val="%1."/>
+      <w:lvlJc w:val="left"/>
+      <w:pPr>
+        <w:tabs>
+          <w:tab w:val="num" w:pos="720"/>
+        </w:tabs>
+        <w:ind w:left="720" w:hanging="360"/>
+      </w:pPr>
+    </w:lvl>
+    <w:lvl w:ilvl="1" w:tentative="1">
+      <w:start w:val="1"/>
+      <w:numFmt w:val="decimal"/>
+      <w:lvlText w:val="%2."/>
+      <w:lvlJc w:val="left"/>
+      <w:pPr>
+        <w:tabs>
+          <w:tab w:val="num" w:pos="1440"/>
+        </w:tabs>
+        <w:ind w:left="1440" w:hanging="360"/>
+      </w:pPr>
+    </w:lvl>
+    <w:lvl w:ilvl="2" w:tentative="1">
+      <w:start w:val="1"/>
+      <w:numFmt w:val="decimal"/>
+      <w:lvlText w:val="%3."/>
+      <w:lvlJc w:val="left"/>
+      <w:pPr>
+        <w:tabs>
+          <w:tab w:val="num" w:pos="2160"/>
+        </w:tabs>
+        <w:ind w:left="2160" w:hanging="360"/>
+      </w:pPr>
+    </w:lvl>
+    <w:lvl w:ilvl="3" w:tentative="1">
+      <w:start w:val="1"/>
+      <w:numFmt w:val="decimal"/>
+      <w:lvlText w:val="%4."/>
+      <w:lvlJc w:val="left"/>
+      <w:pPr>
+        <w:tabs>
+          <w:tab w:val="num" w:pos="2880"/>
+        </w:tabs>
+        <w:ind w:left="2880" w:hanging="360"/>
+      </w:pPr>
+    </w:lvl>
+    <w:lvl w:ilvl="4" w:tentative="1">
+      <w:start w:val="1"/>
+      <w:numFmt w:val="decimal"/>
+      <w:lvlText w:val="%5."/>
+      <w:lvlJc w:val="left"/>
+      <w:pPr>
+        <w:tabs>
+          <w:tab w:val="num" w:pos="3600"/>
+        </w:tabs>
+        <w:ind w:left="3600" w:hanging="360"/>
+      </w:pPr>
+    </w:lvl>
+    <w:lvl w:ilvl="5" w:tentative="1">
+      <w:start w:val="1"/>
+      <w:numFmt w:val="decimal"/>
+      <w:lvlText w:val="%6."/>
+      <w:lvlJc w:val="left"/>
+      <w:pPr>
+        <w:tabs>
+          <w:tab w:val="num" w:pos="4320"/>
+        </w:tabs>
+        <w:ind w:left="4320" w:hanging="360"/>
+      </w:pPr>
+    </w:lvl>
+    <w:lvl w:ilvl="6" w:tentative="1">
+      <w:start w:val="1"/>
+      <w:numFmt w:val="decimal"/>
+      <w:lvlText w:val="%7."/>
+      <w:lvlJc w:val="left"/>
+      <w:pPr>
+        <w:tabs>
+          <w:tab w:val="num" w:pos="5040"/>
+        </w:tabs>
+        <w:ind w:left="5040" w:hanging="360"/>
+      </w:pPr>
+    </w:lvl>
+    <w:lvl w:ilvl="7" w:tentative="1">
+      <w:start w:val="1"/>
+      <w:numFmt w:val="decimal"/>
+      <w:lvlText w:val="%8."/>
+      <w:lvlJc w:val="left"/>
+      <w:pPr>
+        <w:tabs>
+          <w:tab w:val="num" w:pos="5760"/>
+        </w:tabs>
+        <w:ind w:left="5760" w:hanging="360"/>
+      </w:pPr>
+    </w:lvl>
+    <w:lvl w:ilvl="8" w:tentative="1">
+      <w:start w:val="1"/>
+      <w:numFmt w:val="decimal"/>
+      <w:lvlText w:val="%9."/>
+      <w:lvlJc w:val="left"/>
+      <w:pPr>
+        <w:tabs>
+          <w:tab w:val="num" w:pos="6480"/>
+        </w:tabs>
+        <w:ind w:left="6480" w:hanging="360"/>
+      </w:pPr>
+    </w:lvl>
+  </w:abstractNum>
   <w:num w:numId="1" w16cid:durableId="1951011563">
+    <w:abstractNumId w:val="2"/>
+  </w:num>
+  <w:num w:numId="2" w16cid:durableId="354623683">
+    <w:abstractNumId w:val="2"/>
+  </w:num>
+  <w:num w:numId="3" w16cid:durableId="179394181">
+    <w:abstractNumId w:val="2"/>
+  </w:num>
+  <w:num w:numId="4" w16cid:durableId="493685984">
+    <w:abstractNumId w:val="2"/>
+  </w:num>
+  <w:num w:numId="5" w16cid:durableId="1710445949">
+    <w:abstractNumId w:val="2"/>
+  </w:num>
+  <w:num w:numId="6" w16cid:durableId="636183333">
+    <w:abstractNumId w:val="2"/>
+  </w:num>
+  <w:num w:numId="7" w16cid:durableId="232087427">
+    <w:abstractNumId w:val="2"/>
+  </w:num>
+  <w:num w:numId="8" w16cid:durableId="363335284">
+    <w:abstractNumId w:val="2"/>
+  </w:num>
+  <w:num w:numId="9" w16cid:durableId="683940426">
+    <w:abstractNumId w:val="2"/>
+  </w:num>
+  <w:num w:numId="10" w16cid:durableId="1051541661">
+    <w:abstractNumId w:val="2"/>
+  </w:num>
+  <w:num w:numId="11" w16cid:durableId="1677002132">
+    <w:abstractNumId w:val="1"/>
+  </w:num>
+  <w:num w:numId="12" w16cid:durableId="829061791">
+    <w:abstractNumId w:val="4"/>
+  </w:num>
+  <w:num w:numId="13" w16cid:durableId="442456546">
     <w:abstractNumId w:val="0"/>
   </w:num>
-  <w:num w:numId="2" w16cid:durableId="354623683">
-    <w:abstractNumId w:val="0"/>
+  <w:num w:numId="14" w16cid:durableId="632516169">
+    <w:abstractNumId w:val="5"/>
   </w:num>
-  <w:num w:numId="3" w16cid:durableId="179394181">
-    <w:abstractNumId w:val="0"/>
-  </w:num>
-  <w:num w:numId="4" w16cid:durableId="493685984">
-    <w:abstractNumId w:val="0"/>
-  </w:num>
-  <w:num w:numId="5" w16cid:durableId="1710445949">
-    <w:abstractNumId w:val="0"/>
-  </w:num>
-  <w:num w:numId="6" w16cid:durableId="636183333">
-    <w:abstractNumId w:val="0"/>
-  </w:num>
-  <w:num w:numId="7" w16cid:durableId="232087427">
-    <w:abstractNumId w:val="0"/>
-  </w:num>
-  <w:num w:numId="8" w16cid:durableId="363335284">
-    <w:abstractNumId w:val="0"/>
-  </w:num>
-  <w:num w:numId="9" w16cid:durableId="683940426">
-    <w:abstractNumId w:val="0"/>
-  </w:num>
-  <w:num w:numId="10" w16cid:durableId="1051541661">
-    <w:abstractNumId w:val="0"/>
+  <w:num w:numId="15" w16cid:durableId="1476025548">
+    <w:abstractNumId w:val="3"/>
   </w:num>
 </w:numbering>
 </file>
@@ -1697,7 +3226,6 @@
   <w:style w:type="character" w:default="1" w:styleId="Fuentedeprrafopredeter">
     <w:name w:val="Default Paragraph Font"/>
     <w:uiPriority w:val="1"/>
-    <w:semiHidden/>
     <w:unhideWhenUsed/>
   </w:style>
   <w:style w:type="table" w:default="1" w:styleId="Tablanormal">
@@ -2248,11 +3776,12 @@
 
 <file path=word/glossary/fontTable.xml><?xml version="1.0" encoding="utf-8"?>
 <w:fonts xmlns:mc="http://schemas.openxmlformats.org/markup-compatibility/2006" xmlns:r="http://schemas.openxmlformats.org/officeDocument/2006/relationships" xmlns:w="http://schemas.openxmlformats.org/wordprocessingml/2006/main" xmlns:w14="http://schemas.microsoft.com/office/word/2010/wordml" xmlns:w15="http://schemas.microsoft.com/office/word/2012/wordml" xmlns:w16cex="http://schemas.microsoft.com/office/word/2018/wordml/cex" xmlns:w16cid="http://schemas.microsoft.com/office/word/2016/wordml/cid" xmlns:w16="http://schemas.microsoft.com/office/word/2018/wordml" xmlns:w16du="http://schemas.microsoft.com/office/word/2023/wordml/word16du" xmlns:w16sdtdh="http://schemas.microsoft.com/office/word/2020/wordml/sdtdatahash" xmlns:w16sdtfl="http://schemas.microsoft.com/office/word/2024/wordml/sdtformatlock" xmlns:w16se="http://schemas.microsoft.com/office/word/2015/wordml/symex" mc:Ignorable="w14 w15 w16se w16cid w16 w16cex w16sdtdh w16sdtfl w16du">
-  <w:font w:name="Aptos">
-    <w:charset w:val="00"/>
-    <w:family w:val="swiss"/>
+  <w:font w:name="Symbol">
+    <w:panose1 w:val="05050102010706020507"/>
+    <w:charset w:val="02"/>
+    <w:family w:val="roman"/>
     <w:pitch w:val="variable"/>
-    <w:sig w:usb0="20000287" w:usb1="00000003" w:usb2="00000000" w:usb3="00000000" w:csb0="0000019F" w:csb1="00000000"/>
+    <w:sig w:usb0="00000000" w:usb1="10000000" w:usb2="00000000" w:usb3="00000000" w:csb0="80000000" w:csb1="00000000"/>
   </w:font>
   <w:font w:name="Times New Roman">
     <w:panose1 w:val="02020603050405020304"/>
@@ -2260,6 +3789,26 @@
     <w:family w:val="roman"/>
     <w:pitch w:val="variable"/>
     <w:sig w:usb0="E0002EFF" w:usb1="C000785B" w:usb2="00000009" w:usb3="00000000" w:csb0="000001FF" w:csb1="00000000"/>
+  </w:font>
+  <w:font w:name="Courier New">
+    <w:panose1 w:val="02070309020205020404"/>
+    <w:charset w:val="00"/>
+    <w:family w:val="modern"/>
+    <w:pitch w:val="fixed"/>
+    <w:sig w:usb0="E0002EFF" w:usb1="C0007843" w:usb2="00000009" w:usb3="00000000" w:csb0="000001FF" w:csb1="00000000"/>
+  </w:font>
+  <w:font w:name="Wingdings">
+    <w:panose1 w:val="05000000000000000000"/>
+    <w:charset w:val="02"/>
+    <w:family w:val="auto"/>
+    <w:pitch w:val="variable"/>
+    <w:sig w:usb0="00000000" w:usb1="10000000" w:usb2="00000000" w:usb3="00000000" w:csb0="80000000" w:csb1="00000000"/>
+  </w:font>
+  <w:font w:name="Aptos">
+    <w:charset w:val="00"/>
+    <w:family w:val="swiss"/>
+    <w:pitch w:val="variable"/>
+    <w:sig w:usb0="20000287" w:usb1="00000003" w:usb2="00000000" w:usb3="00000000" w:csb0="0000019F" w:csb1="00000000"/>
   </w:font>
   <w:font w:name="Aptos Display">
     <w:charset w:val="00"/>
@@ -2287,10 +3836,12 @@
   </w:compat>
   <w:rsids>
     <w:rsidRoot w:val="00211A3C"/>
+    <w:rsid w:val="001935E1"/>
     <w:rsid w:val="00203D86"/>
     <w:rsid w:val="00211A3C"/>
     <w:rsid w:val="002713AC"/>
     <w:rsid w:val="00720FA7"/>
+    <w:rsid w:val="007C7BE8"/>
     <w:rsid w:val="0096048D"/>
   </w:rsids>
   <m:mathPr>
